--- a/deliverables/第5组_工业安全帽佩戴检测/04.实训总结报告-每人1份/高晨曦_23009290073_学生实训总结报告.docx
+++ b/deliverables/第5组_工业安全帽佩戴检测/04.实训总结报告-每人1份/高晨曦_23009290073_学生实训总结报告.docx
@@ -2722,6 +2722,7 @@
                 <w:rFonts w:hint="default" w:ascii="Times New Roman" w:hAnsi="Times New Roman" w:eastAsia="宋体" w:cs="Times New Roman"/>
               </w:rPr>
             </w:pPr>
+            <w:bookmarkStart w:id="0" w:name="_GoBack" w:colFirst="3" w:colLast="3"/>
             <w:r>
               <w:rPr>
                 <w:rFonts w:hint="default" w:ascii="Times New Roman" w:hAnsi="Times New Roman" w:eastAsia="宋体" w:cs="Times New Roman"/>
@@ -2774,6 +2775,7 @@
         <w:tc>
           <w:tcPr>
             <w:tcW w:w="2160" w:type="dxa"/>
+            <w:vAlign w:val="top"/>
           </w:tcPr>
           <w:p>
             <w:pPr>
@@ -2784,10 +2786,11 @@
             </w:pPr>
             <w:r>
               <w:rPr>
-                <w:rFonts w:hint="default" w:ascii="Times New Roman" w:hAnsi="Times New Roman" w:eastAsia="宋体" w:cs="Times New Roman"/>
+                <w:rFonts w:hint="eastAsia" w:ascii="Times New Roman" w:hAnsi="Times New Roman" w:cs="Times New Roman"/>
                 <w:sz w:val="22"/>
+                <w:lang w:val="en-US" w:eastAsia="zh-CN"/>
               </w:rPr>
-              <w:t>请填写</w:t>
+              <w:t>23009290073</w:t>
             </w:r>
           </w:p>
         </w:tc>
@@ -2872,6 +2875,7 @@
         <w:tc>
           <w:tcPr>
             <w:tcW w:w="2160" w:type="dxa"/>
+            <w:vAlign w:val="top"/>
           </w:tcPr>
           <w:p>
             <w:pPr>
@@ -2885,7 +2889,7 @@
                 <w:rFonts w:hint="default" w:ascii="Times New Roman" w:hAnsi="Times New Roman" w:eastAsia="宋体" w:cs="Times New Roman"/>
                 <w:sz w:val="22"/>
               </w:rPr>
-              <w:t>请填写</w:t>
+              <w:t>23009201178</w:t>
             </w:r>
           </w:p>
         </w:tc>
@@ -2970,6 +2974,7 @@
         <w:tc>
           <w:tcPr>
             <w:tcW w:w="2160" w:type="dxa"/>
+            <w:vAlign w:val="top"/>
           </w:tcPr>
           <w:p>
             <w:pPr>
@@ -2983,7 +2988,7 @@
                 <w:rFonts w:hint="default" w:ascii="Times New Roman" w:hAnsi="Times New Roman" w:eastAsia="宋体" w:cs="Times New Roman"/>
                 <w:sz w:val="22"/>
               </w:rPr>
-              <w:t>请填写</w:t>
+              <w:t>22009201263</w:t>
             </w:r>
           </w:p>
         </w:tc>
@@ -3068,6 +3073,7 @@
         <w:tc>
           <w:tcPr>
             <w:tcW w:w="2160" w:type="dxa"/>
+            <w:vAlign w:val="top"/>
           </w:tcPr>
           <w:p>
             <w:pPr>
@@ -3081,7 +3087,7 @@
                 <w:rFonts w:hint="default" w:ascii="Times New Roman" w:hAnsi="Times New Roman" w:eastAsia="宋体" w:cs="Times New Roman"/>
                 <w:sz w:val="22"/>
               </w:rPr>
-              <w:t>请填写</w:t>
+              <w:t>23009201360</w:t>
             </w:r>
           </w:p>
         </w:tc>
@@ -3166,6 +3172,7 @@
         <w:tc>
           <w:tcPr>
             <w:tcW w:w="2160" w:type="dxa"/>
+            <w:vAlign w:val="top"/>
           </w:tcPr>
           <w:p>
             <w:pPr>
@@ -3179,11 +3186,12 @@
                 <w:rFonts w:hint="default" w:ascii="Times New Roman" w:hAnsi="Times New Roman" w:eastAsia="宋体" w:cs="Times New Roman"/>
                 <w:sz w:val="22"/>
               </w:rPr>
-              <w:t>请填写</w:t>
+              <w:t>23009200551</w:t>
             </w:r>
           </w:p>
         </w:tc>
       </w:tr>
+      <w:bookmarkEnd w:id="0"/>
     </w:tbl>
     <w:p>
       <w:pPr>
@@ -3986,17 +3994,7 @@
           <w:b/>
           <w:sz w:val="28"/>
         </w:rPr>
-        <w:t>3.5</w:t>
-      </w:r>
-      <w:bookmarkStart w:id="0" w:name="_GoBack"/>
-      <w:bookmarkEnd w:id="0"/>
-      <w:r>
-        <w:rPr>
-          <w:rFonts w:hint="default" w:ascii="Times New Roman" w:hAnsi="Times New Roman" w:eastAsia="宋体" w:cs="Times New Roman"/>
-          <w:b/>
-          <w:sz w:val="28"/>
-        </w:rPr>
-        <w:t xml:space="preserve"> common模块：基础设施层与架构设计</w:t>
+        <w:t>3.5 common模块：基础设施层与架构设计</w:t>
       </w:r>
     </w:p>
     <w:p>
@@ -5537,7 +5535,7 @@
     <w:lsdException w:uiPriority="99" w:name="footnote text"/>
     <w:lsdException w:uiPriority="99" w:name="annotation text"/>
     <w:lsdException w:qFormat="1" w:uiPriority="99" w:name="header"/>
-    <w:lsdException w:uiPriority="99" w:name="footer"/>
+    <w:lsdException w:qFormat="1" w:uiPriority="99" w:name="footer"/>
     <w:lsdException w:uiPriority="99" w:name="index heading"/>
     <w:lsdException w:qFormat="1" w:uiPriority="35" w:name="caption"/>
     <w:lsdException w:uiPriority="99" w:name="table of figures"/>
@@ -5877,6 +5875,7 @@
     <w:basedOn w:val="1"/>
     <w:semiHidden/>
     <w:unhideWhenUsed/>
+    <w:qFormat/>
     <w:uiPriority w:val="99"/>
     <w:pPr>
       <w:tabs>
